--- a/docs/项目说明书.docx
+++ b/docs/项目说明书.docx
@@ -3177,7 +3177,7 @@
                 <w:rFonts w:ascii="微软雅黑" w:hAnsi="微软雅黑" w:eastAsia="微软雅黑"/>
                 <w:sz w:val="19"/>
               </w:rPr>
-              <w:t>results/看板.html</w:t>
+              <w:t>docs/index.html</w:t>
             </w:r>
           </w:p>
         </w:tc>
@@ -3210,7 +3210,7 @@
                 <w:rFonts w:ascii="微软雅黑" w:hAnsi="微软雅黑" w:eastAsia="微软雅黑"/>
                 <w:sz w:val="19"/>
               </w:rPr>
-              <w:t>，12 张可交互图表</w:t>
+              <w:t>，12 张可交互图表；已用 GitHub Pages 发布，可直接在线点开</w:t>
             </w:r>
           </w:p>
         </w:tc>

--- a/docs/项目说明书.docx
+++ b/docs/项目说明书.docx
@@ -3210,7 +3210,22 @@
                 <w:rFonts w:ascii="微软雅黑" w:hAnsi="微软雅黑" w:eastAsia="微软雅黑"/>
                 <w:sz w:val="19"/>
               </w:rPr>
-              <w:t>，12 张可交互图表；已用 GitHub Pages 发布，可直接在线点开</w:t>
+              <w:t>；12 张可交互图表，</w:t>
+            </w:r>
+            <w:r>
+              <w:rPr>
+                <w:rFonts w:ascii="微软雅黑" w:hAnsi="微软雅黑" w:eastAsia="微软雅黑"/>
+                <w:b/>
+                <w:sz w:val="19"/>
+              </w:rPr>
+              <w:t>每张都附一句由数据自动算出的结论</w:t>
+            </w:r>
+            <w:r>
+              <w:rPr>
+                <w:rFonts w:ascii="微软雅黑" w:hAnsi="微软雅黑" w:eastAsia="微软雅黑"/>
+                <w:sz w:val="19"/>
+              </w:rPr>
+              <w:t>；已用 GitHub Pages 发布，可直接在线点开</w:t>
             </w:r>
           </w:p>
         </w:tc>
